--- a/results/table_04_alternative_outcomes.docx
+++ b/results/table_04_alternative_outcomes.docx
@@ -5,17 +5,16 @@
     <w:tbl>
       <w:tblPr>
         <w:tblStyle w:val="Table"/>
-        <w:tblW w:type="pct" w:w="4833"/>
+        <w:tblW w:type="pct" w:w="4858"/>
         <w:tblLayout w:type="fixed"/>
         <w:tblLook w:firstRow="1" w:lastRow="1" w:firstColumn="0" w:lastColumn="0" w:noHBand="0" w:noVBand="0" w:val="0020"/>
       </w:tblPr>
       <w:tblGrid>
-        <w:gridCol w:w="1914"/>
-        <w:gridCol w:w="726"/>
-        <w:gridCol w:w="1518"/>
-        <w:gridCol w:w="1518"/>
-        <w:gridCol w:w="858"/>
-        <w:gridCol w:w="1122"/>
+        <w:gridCol w:w="2166"/>
+        <w:gridCol w:w="1120"/>
+        <w:gridCol w:w="1718"/>
+        <w:gridCol w:w="1718"/>
+        <w:gridCol w:w="971"/>
       </w:tblGrid>
       <w:tr>
         <w:trPr>
@@ -37,7 +36,7 @@
               <w:jc w:val="left"/>
             </w:pPr>
             <w:r>
-              <w:t xml:space="preserve">Sales</w:t>
+              <w:t xml:space="preserve">Productivity</w:t>
             </w:r>
           </w:p>
         </w:tc>
@@ -74,18 +73,6 @@
             </w:pPr>
             <w:r>
               <w:t xml:space="preserve">Innovation</w:t>
-            </w:r>
-          </w:p>
-        </w:tc>
-        <w:tc>
-          <w:tcPr/>
-          <w:p>
-            <w:pPr>
-              <w:pStyle w:val="Compact"/>
-              <w:jc w:val="left"/>
-            </w:pPr>
-            <w:r>
-              <w:t xml:space="preserve">Price increase</w:t>
             </w:r>
           </w:p>
         </w:tc>
@@ -111,19 +98,19 @@
               <w:jc w:val="left"/>
             </w:pPr>
             <w:r>
-              <w:t xml:space="preserve">0.032</w:t>
-            </w:r>
-          </w:p>
-        </w:tc>
-        <w:tc>
-          <w:tcPr/>
-          <w:p>
-            <w:pPr>
-              <w:pStyle w:val="Compact"/>
-              <w:jc w:val="left"/>
-            </w:pPr>
-            <w:r>
-              <w:t xml:space="preserve">0.962</w:t>
+              <w:t xml:space="preserve">0.071</w:t>
+            </w:r>
+          </w:p>
+        </w:tc>
+        <w:tc>
+          <w:tcPr/>
+          <w:p>
+            <w:pPr>
+              <w:pStyle w:val="Compact"/>
+              <w:jc w:val="left"/>
+            </w:pPr>
+            <w:r>
+              <w:t xml:space="preserve">0.951</w:t>
             </w:r>
           </w:p>
         </w:tc>
@@ -147,19 +134,7 @@
               <w:jc w:val="left"/>
             </w:pPr>
             <w:r>
-              <w:t xml:space="preserve">0.047***</w:t>
-            </w:r>
-          </w:p>
-        </w:tc>
-        <w:tc>
-          <w:tcPr/>
-          <w:p>
-            <w:pPr>
-              <w:pStyle w:val="Compact"/>
-              <w:jc w:val="left"/>
-            </w:pPr>
-            <w:r>
-              <w:t xml:space="preserve">-0.014</w:t>
+              <w:t xml:space="preserve">0.046***</w:t>
             </w:r>
           </w:p>
         </w:tc>
@@ -181,55 +156,43 @@
               <w:jc w:val="left"/>
             </w:pPr>
             <w:r>
-              <w:t xml:space="preserve">(0.050)</w:t>
-            </w:r>
-          </w:p>
-        </w:tc>
-        <w:tc>
-          <w:tcPr/>
-          <w:p>
-            <w:pPr>
-              <w:pStyle w:val="Compact"/>
-              <w:jc w:val="left"/>
-            </w:pPr>
-            <w:r>
-              <w:t xml:space="preserve">(1.213)</w:t>
-            </w:r>
-          </w:p>
-        </w:tc>
-        <w:tc>
-          <w:tcPr/>
-          <w:p>
-            <w:pPr>
-              <w:pStyle w:val="Compact"/>
-              <w:jc w:val="left"/>
-            </w:pPr>
-            <w:r>
-              <w:t xml:space="preserve">(0.004)</w:t>
-            </w:r>
-          </w:p>
-        </w:tc>
-        <w:tc>
-          <w:tcPr/>
-          <w:p>
-            <w:pPr>
-              <w:pStyle w:val="Compact"/>
-              <w:jc w:val="left"/>
-            </w:pPr>
-            <w:r>
-              <w:t xml:space="preserve">(0.011)</w:t>
-            </w:r>
-          </w:p>
-        </w:tc>
-        <w:tc>
-          <w:tcPr/>
-          <w:p>
-            <w:pPr>
-              <w:pStyle w:val="Compact"/>
-              <w:jc w:val="left"/>
-            </w:pPr>
-            <w:r>
-              <w:t xml:space="preserve">(0.022)</w:t>
+              <w:t xml:space="preserve">(0.058)</w:t>
+            </w:r>
+          </w:p>
+        </w:tc>
+        <w:tc>
+          <w:tcPr/>
+          <w:p>
+            <w:pPr>
+              <w:pStyle w:val="Compact"/>
+              <w:jc w:val="left"/>
+            </w:pPr>
+            <w:r>
+              <w:t xml:space="preserve">(1.202)</w:t>
+            </w:r>
+          </w:p>
+        </w:tc>
+        <w:tc>
+          <w:tcPr/>
+          <w:p>
+            <w:pPr>
+              <w:pStyle w:val="Compact"/>
+              <w:jc w:val="left"/>
+            </w:pPr>
+            <w:r>
+              <w:t xml:space="preserve">(0.005)</w:t>
+            </w:r>
+          </w:p>
+        </w:tc>
+        <w:tc>
+          <w:tcPr/>
+          <w:p>
+            <w:pPr>
+              <w:pStyle w:val="Compact"/>
+              <w:jc w:val="left"/>
+            </w:pPr>
+            <w:r>
+              <w:t xml:space="preserve">(0.008)</w:t>
             </w:r>
           </w:p>
         </w:tc>
@@ -255,55 +218,43 @@
               <w:jc w:val="left"/>
             </w:pPr>
             <w:r>
-              <w:t xml:space="preserve">1.210***</w:t>
-            </w:r>
-          </w:p>
-        </w:tc>
-        <w:tc>
-          <w:tcPr/>
-          <w:p>
-            <w:pPr>
-              <w:pStyle w:val="Compact"/>
-              <w:jc w:val="left"/>
-            </w:pPr>
-            <w:r>
-              <w:t xml:space="preserve">1.109**</w:t>
-            </w:r>
-          </w:p>
-        </w:tc>
-        <w:tc>
-          <w:tcPr/>
-          <w:p>
-            <w:pPr>
-              <w:pStyle w:val="Compact"/>
-              <w:jc w:val="left"/>
-            </w:pPr>
-            <w:r>
-              <w:t xml:space="preserve">0.098***</w:t>
-            </w:r>
-          </w:p>
-        </w:tc>
-        <w:tc>
-          <w:tcPr/>
-          <w:p>
-            <w:pPr>
-              <w:pStyle w:val="Compact"/>
-              <w:jc w:val="left"/>
-            </w:pPr>
-            <w:r>
-              <w:t xml:space="preserve">0.055***</w:t>
-            </w:r>
-          </w:p>
-        </w:tc>
-        <w:tc>
-          <w:tcPr/>
-          <w:p>
-            <w:pPr>
-              <w:pStyle w:val="Compact"/>
-              <w:jc w:val="left"/>
-            </w:pPr>
-            <w:r>
-              <w:t xml:space="preserve">0.015**</w:t>
+              <w:t xml:space="preserve">0.278+</w:t>
+            </w:r>
+          </w:p>
+        </w:tc>
+        <w:tc>
+          <w:tcPr/>
+          <w:p>
+            <w:pPr>
+              <w:pStyle w:val="Compact"/>
+              <w:jc w:val="left"/>
+            </w:pPr>
+            <w:r>
+              <w:t xml:space="preserve">1.776</w:t>
+            </w:r>
+          </w:p>
+        </w:tc>
+        <w:tc>
+          <w:tcPr/>
+          <w:p>
+            <w:pPr>
+              <w:pStyle w:val="Compact"/>
+              <w:jc w:val="left"/>
+            </w:pPr>
+            <w:r>
+              <w:t xml:space="preserve">0.085***</w:t>
+            </w:r>
+          </w:p>
+        </w:tc>
+        <w:tc>
+          <w:tcPr/>
+          <w:p>
+            <w:pPr>
+              <w:pStyle w:val="Compact"/>
+              <w:jc w:val="left"/>
+            </w:pPr>
+            <w:r>
+              <w:t xml:space="preserve">0.066**</w:t>
             </w:r>
           </w:p>
         </w:tc>
@@ -325,55 +276,43 @@
               <w:jc w:val="left"/>
             </w:pPr>
             <w:r>
-              <w:t xml:space="preserve">(0.022)</w:t>
-            </w:r>
-          </w:p>
-        </w:tc>
-        <w:tc>
-          <w:tcPr/>
-          <w:p>
-            <w:pPr>
-              <w:pStyle w:val="Compact"/>
-              <w:jc w:val="left"/>
-            </w:pPr>
-            <w:r>
-              <w:t xml:space="preserve">(0.383)</w:t>
-            </w:r>
-          </w:p>
-        </w:tc>
-        <w:tc>
-          <w:tcPr/>
-          <w:p>
-            <w:pPr>
-              <w:pStyle w:val="Compact"/>
-              <w:jc w:val="left"/>
-            </w:pPr>
-            <w:r>
-              <w:t xml:space="preserve">(0.015)</w:t>
-            </w:r>
-          </w:p>
-        </w:tc>
-        <w:tc>
-          <w:tcPr/>
-          <w:p>
-            <w:pPr>
-              <w:pStyle w:val="Compact"/>
-              <w:jc w:val="left"/>
-            </w:pPr>
-            <w:r>
-              <w:t xml:space="preserve">(0.010)</w:t>
-            </w:r>
-          </w:p>
-        </w:tc>
-        <w:tc>
-          <w:tcPr/>
-          <w:p>
-            <w:pPr>
-              <w:pStyle w:val="Compact"/>
-              <w:jc w:val="left"/>
-            </w:pPr>
-            <w:r>
-              <w:t xml:space="preserve">(0.005)</w:t>
+              <w:t xml:space="preserve">(0.147)</w:t>
+            </w:r>
+          </w:p>
+        </w:tc>
+        <w:tc>
+          <w:tcPr/>
+          <w:p>
+            <w:pPr>
+              <w:pStyle w:val="Compact"/>
+              <w:jc w:val="left"/>
+            </w:pPr>
+            <w:r>
+              <w:t xml:space="preserve">(1.432)</w:t>
+            </w:r>
+          </w:p>
+        </w:tc>
+        <w:tc>
+          <w:tcPr/>
+          <w:p>
+            <w:pPr>
+              <w:pStyle w:val="Compact"/>
+              <w:jc w:val="left"/>
+            </w:pPr>
+            <w:r>
+              <w:t xml:space="preserve">(0.023)</w:t>
+            </w:r>
+          </w:p>
+        </w:tc>
+        <w:tc>
+          <w:tcPr/>
+          <w:p>
+            <w:pPr>
+              <w:pStyle w:val="Compact"/>
+              <w:jc w:val="left"/>
+            </w:pPr>
+            <w:r>
+              <w:t xml:space="preserve">(0.021)</w:t>
             </w:r>
           </w:p>
         </w:tc>
@@ -387,67 +326,55 @@
               <w:jc w:val="left"/>
             </w:pPr>
             <w:r>
-              <w:t xml:space="preserve">multi_establishment</w:t>
-            </w:r>
-          </w:p>
-        </w:tc>
-        <w:tc>
-          <w:tcPr/>
-          <w:p>
-            <w:pPr>
-              <w:pStyle w:val="Compact"/>
-              <w:jc w:val="left"/>
-            </w:pPr>
-            <w:r>
-              <w:t xml:space="preserve">0.265**</w:t>
-            </w:r>
-          </w:p>
-        </w:tc>
-        <w:tc>
-          <w:tcPr/>
-          <w:p>
-            <w:pPr>
-              <w:pStyle w:val="Compact"/>
-              <w:jc w:val="left"/>
-            </w:pPr>
-            <w:r>
-              <w:t xml:space="preserve">3.722***</w:t>
-            </w:r>
-          </w:p>
-        </w:tc>
-        <w:tc>
-          <w:tcPr/>
-          <w:p>
-            <w:pPr>
-              <w:pStyle w:val="Compact"/>
-              <w:jc w:val="left"/>
-            </w:pPr>
-            <w:r>
-              <w:t xml:space="preserve">0.059***</w:t>
-            </w:r>
-          </w:p>
-        </w:tc>
-        <w:tc>
-          <w:tcPr/>
-          <w:p>
-            <w:pPr>
-              <w:pStyle w:val="Compact"/>
-              <w:jc w:val="left"/>
-            </w:pPr>
-            <w:r>
-              <w:t xml:space="preserve">0.064**</w:t>
-            </w:r>
-          </w:p>
-        </w:tc>
-        <w:tc>
-          <w:tcPr/>
-          <w:p>
-            <w:pPr>
-              <w:pStyle w:val="Compact"/>
-              <w:jc w:val="left"/>
-            </w:pPr>
-            <w:r>
-              <w:t xml:space="preserve">0.105*</w:t>
+              <w:t xml:space="preserve">size_cat = Medium</w:t>
+            </w:r>
+          </w:p>
+        </w:tc>
+        <w:tc>
+          <w:tcPr/>
+          <w:p>
+            <w:pPr>
+              <w:pStyle w:val="Compact"/>
+              <w:jc w:val="left"/>
+            </w:pPr>
+            <w:r>
+              <w:t xml:space="preserve">0.033</w:t>
+            </w:r>
+          </w:p>
+        </w:tc>
+        <w:tc>
+          <w:tcPr/>
+          <w:p>
+            <w:pPr>
+              <w:pStyle w:val="Compact"/>
+              <w:jc w:val="left"/>
+            </w:pPr>
+            <w:r>
+              <w:t xml:space="preserve">-1.082</w:t>
+            </w:r>
+          </w:p>
+        </w:tc>
+        <w:tc>
+          <w:tcPr/>
+          <w:p>
+            <w:pPr>
+              <w:pStyle w:val="Compact"/>
+              <w:jc w:val="left"/>
+            </w:pPr>
+            <w:r>
+              <w:t xml:space="preserve">-0.020</w:t>
+            </w:r>
+          </w:p>
+        </w:tc>
+        <w:tc>
+          <w:tcPr/>
+          <w:p>
+            <w:pPr>
+              <w:pStyle w:val="Compact"/>
+              <w:jc w:val="left"/>
+            </w:pPr>
+            <w:r>
+              <w:t xml:space="preserve">-0.013</w:t>
             </w:r>
           </w:p>
         </w:tc>
@@ -469,55 +396,43 @@
               <w:jc w:val="left"/>
             </w:pPr>
             <w:r>
-              <w:t xml:space="preserve">(0.095)</w:t>
-            </w:r>
-          </w:p>
-        </w:tc>
-        <w:tc>
-          <w:tcPr/>
-          <w:p>
-            <w:pPr>
-              <w:pStyle w:val="Compact"/>
-              <w:jc w:val="left"/>
-            </w:pPr>
-            <w:r>
-              <w:t xml:space="preserve">(0.906)</w:t>
-            </w:r>
-          </w:p>
-        </w:tc>
-        <w:tc>
-          <w:tcPr/>
-          <w:p>
-            <w:pPr>
-              <w:pStyle w:val="Compact"/>
-              <w:jc w:val="left"/>
-            </w:pPr>
-            <w:r>
-              <w:t xml:space="preserve">(0.015)</w:t>
-            </w:r>
-          </w:p>
-        </w:tc>
-        <w:tc>
-          <w:tcPr/>
-          <w:p>
-            <w:pPr>
-              <w:pStyle w:val="Compact"/>
-              <w:jc w:val="left"/>
-            </w:pPr>
-            <w:r>
-              <w:t xml:space="preserve">(0.022)</w:t>
-            </w:r>
-          </w:p>
-        </w:tc>
-        <w:tc>
-          <w:tcPr/>
-          <w:p>
-            <w:pPr>
-              <w:pStyle w:val="Compact"/>
-              <w:jc w:val="left"/>
-            </w:pPr>
-            <w:r>
-              <w:t xml:space="preserve">(0.041)</w:t>
+              <w:t xml:space="preserve">(0.169)</w:t>
+            </w:r>
+          </w:p>
+        </w:tc>
+        <w:tc>
+          <w:tcPr/>
+          <w:p>
+            <w:pPr>
+              <w:pStyle w:val="Compact"/>
+              <w:jc w:val="left"/>
+            </w:pPr>
+            <w:r>
+              <w:t xml:space="preserve">(2.674)</w:t>
+            </w:r>
+          </w:p>
+        </w:tc>
+        <w:tc>
+          <w:tcPr/>
+          <w:p>
+            <w:pPr>
+              <w:pStyle w:val="Compact"/>
+              <w:jc w:val="left"/>
+            </w:pPr>
+            <w:r>
+              <w:t xml:space="preserve">(0.014)</w:t>
+            </w:r>
+          </w:p>
+        </w:tc>
+        <w:tc>
+          <w:tcPr/>
+          <w:p>
+            <w:pPr>
+              <w:pStyle w:val="Compact"/>
+              <w:jc w:val="left"/>
+            </w:pPr>
+            <w:r>
+              <w:t xml:space="preserve">(0.050)</w:t>
             </w:r>
           </w:p>
         </w:tc>
@@ -531,52 +446,56 @@
               <w:jc w:val="left"/>
             </w:pPr>
             <w:r>
-              <w:t xml:space="preserve">firm_age</w:t>
-            </w:r>
-          </w:p>
-        </w:tc>
-        <w:tc>
-          <w:tcPr/>
-          <w:p>
-            <w:pPr>
-              <w:pStyle w:val="Compact"/>
-              <w:jc w:val="left"/>
-            </w:pPr>
-            <w:r>
-              <w:t xml:space="preserve">-0.001</w:t>
-            </w:r>
-          </w:p>
-        </w:tc>
-        <w:tc>
-          <w:tcPr/>
-          <w:p>
-            <w:pPr>
-              <w:pStyle w:val="Compact"/>
-            </w:pPr>
-          </w:p>
-        </w:tc>
-        <w:tc>
-          <w:tcPr/>
-          <w:p>
-            <w:pPr>
-              <w:pStyle w:val="Compact"/>
-            </w:pPr>
-          </w:p>
-        </w:tc>
-        <w:tc>
-          <w:tcPr/>
-          <w:p>
-            <w:pPr>
-              <w:pStyle w:val="Compact"/>
-            </w:pPr>
-          </w:p>
-        </w:tc>
-        <w:tc>
-          <w:tcPr/>
-          <w:p>
-            <w:pPr>
-              <w:pStyle w:val="Compact"/>
-            </w:pPr>
+              <w:t xml:space="preserve">size_cat = Large</w:t>
+            </w:r>
+          </w:p>
+        </w:tc>
+        <w:tc>
+          <w:tcPr/>
+          <w:p>
+            <w:pPr>
+              <w:pStyle w:val="Compact"/>
+              <w:jc w:val="left"/>
+            </w:pPr>
+            <w:r>
+              <w:t xml:space="preserve">-0.076</w:t>
+            </w:r>
+          </w:p>
+        </w:tc>
+        <w:tc>
+          <w:tcPr/>
+          <w:p>
+            <w:pPr>
+              <w:pStyle w:val="Compact"/>
+              <w:jc w:val="left"/>
+            </w:pPr>
+            <w:r>
+              <w:t xml:space="preserve">-2.811</w:t>
+            </w:r>
+          </w:p>
+        </w:tc>
+        <w:tc>
+          <w:tcPr/>
+          <w:p>
+            <w:pPr>
+              <w:pStyle w:val="Compact"/>
+              <w:jc w:val="left"/>
+            </w:pPr>
+            <w:r>
+              <w:t xml:space="preserve">0.090</w:t>
+            </w:r>
+          </w:p>
+        </w:tc>
+        <w:tc>
+          <w:tcPr/>
+          <w:p>
+            <w:pPr>
+              <w:pStyle w:val="Compact"/>
+              <w:jc w:val="left"/>
+            </w:pPr>
+            <w:r>
+              <w:t xml:space="preserve">-0.045</w:t>
+            </w:r>
           </w:p>
         </w:tc>
       </w:tr>
@@ -597,40 +516,44 @@
               <w:jc w:val="left"/>
             </w:pPr>
             <w:r>
-              <w:t xml:space="preserve">(0.003)</w:t>
-            </w:r>
-          </w:p>
-        </w:tc>
-        <w:tc>
-          <w:tcPr/>
-          <w:p>
-            <w:pPr>
-              <w:pStyle w:val="Compact"/>
-            </w:pPr>
-          </w:p>
-        </w:tc>
-        <w:tc>
-          <w:tcPr/>
-          <w:p>
-            <w:pPr>
-              <w:pStyle w:val="Compact"/>
-            </w:pPr>
-          </w:p>
-        </w:tc>
-        <w:tc>
-          <w:tcPr/>
-          <w:p>
-            <w:pPr>
-              <w:pStyle w:val="Compact"/>
-            </w:pPr>
-          </w:p>
-        </w:tc>
-        <w:tc>
-          <w:tcPr/>
-          <w:p>
-            <w:pPr>
-              <w:pStyle w:val="Compact"/>
-            </w:pPr>
+              <w:t xml:space="preserve">(0.407)</w:t>
+            </w:r>
+          </w:p>
+        </w:tc>
+        <w:tc>
+          <w:tcPr/>
+          <w:p>
+            <w:pPr>
+              <w:pStyle w:val="Compact"/>
+              <w:jc w:val="left"/>
+            </w:pPr>
+            <w:r>
+              <w:t xml:space="preserve">(4.641)</w:t>
+            </w:r>
+          </w:p>
+        </w:tc>
+        <w:tc>
+          <w:tcPr/>
+          <w:p>
+            <w:pPr>
+              <w:pStyle w:val="Compact"/>
+              <w:jc w:val="left"/>
+            </w:pPr>
+            <w:r>
+              <w:t xml:space="preserve">(0.069)</w:t>
+            </w:r>
+          </w:p>
+        </w:tc>
+        <w:tc>
+          <w:tcPr/>
+          <w:p>
+            <w:pPr>
+              <w:pStyle w:val="Compact"/>
+              <w:jc w:val="left"/>
+            </w:pPr>
+            <w:r>
+              <w:t xml:space="preserve">(0.062)</w:t>
+            </w:r>
           </w:p>
         </w:tc>
       </w:tr>
@@ -643,52 +566,56 @@
               <w:jc w:val="left"/>
             </w:pPr>
             <w:r>
-              <w:t xml:space="preserve">manager_experience</w:t>
-            </w:r>
-          </w:p>
-        </w:tc>
-        <w:tc>
-          <w:tcPr/>
-          <w:p>
-            <w:pPr>
-              <w:pStyle w:val="Compact"/>
-              <w:jc w:val="left"/>
-            </w:pPr>
-            <w:r>
-              <w:t xml:space="preserve">0.003</w:t>
-            </w:r>
-          </w:p>
-        </w:tc>
-        <w:tc>
-          <w:tcPr/>
-          <w:p>
-            <w:pPr>
-              <w:pStyle w:val="Compact"/>
-            </w:pPr>
-          </w:p>
-        </w:tc>
-        <w:tc>
-          <w:tcPr/>
-          <w:p>
-            <w:pPr>
-              <w:pStyle w:val="Compact"/>
-            </w:pPr>
-          </w:p>
-        </w:tc>
-        <w:tc>
-          <w:tcPr/>
-          <w:p>
-            <w:pPr>
-              <w:pStyle w:val="Compact"/>
-            </w:pPr>
-          </w:p>
-        </w:tc>
-        <w:tc>
-          <w:tcPr/>
-          <w:p>
-            <w:pPr>
-              <w:pStyle w:val="Compact"/>
-            </w:pPr>
+              <w:t xml:space="preserve">multi_establishment</w:t>
+            </w:r>
+          </w:p>
+        </w:tc>
+        <w:tc>
+          <w:tcPr/>
+          <w:p>
+            <w:pPr>
+              <w:pStyle w:val="Compact"/>
+              <w:jc w:val="left"/>
+            </w:pPr>
+            <w:r>
+              <w:t xml:space="preserve">0.243***</w:t>
+            </w:r>
+          </w:p>
+        </w:tc>
+        <w:tc>
+          <w:tcPr/>
+          <w:p>
+            <w:pPr>
+              <w:pStyle w:val="Compact"/>
+              <w:jc w:val="left"/>
+            </w:pPr>
+            <w:r>
+              <w:t xml:space="preserve">3.755***</w:t>
+            </w:r>
+          </w:p>
+        </w:tc>
+        <w:tc>
+          <w:tcPr/>
+          <w:p>
+            <w:pPr>
+              <w:pStyle w:val="Compact"/>
+              <w:jc w:val="left"/>
+            </w:pPr>
+            <w:r>
+              <w:t xml:space="preserve">0.052***</w:t>
+            </w:r>
+          </w:p>
+        </w:tc>
+        <w:tc>
+          <w:tcPr/>
+          <w:p>
+            <w:pPr>
+              <w:pStyle w:val="Compact"/>
+              <w:jc w:val="left"/>
+            </w:pPr>
+            <w:r>
+              <w:t xml:space="preserve">0.064**</w:t>
+            </w:r>
           </w:p>
         </w:tc>
       </w:tr>
@@ -709,40 +636,44 @@
               <w:jc w:val="left"/>
             </w:pPr>
             <w:r>
-              <w:t xml:space="preserve">(0.003)</w:t>
-            </w:r>
-          </w:p>
-        </w:tc>
-        <w:tc>
-          <w:tcPr/>
-          <w:p>
-            <w:pPr>
-              <w:pStyle w:val="Compact"/>
-            </w:pPr>
-          </w:p>
-        </w:tc>
-        <w:tc>
-          <w:tcPr/>
-          <w:p>
-            <w:pPr>
-              <w:pStyle w:val="Compact"/>
-            </w:pPr>
-          </w:p>
-        </w:tc>
-        <w:tc>
-          <w:tcPr/>
-          <w:p>
-            <w:pPr>
-              <w:pStyle w:val="Compact"/>
-            </w:pPr>
-          </w:p>
-        </w:tc>
-        <w:tc>
-          <w:tcPr/>
-          <w:p>
-            <w:pPr>
-              <w:pStyle w:val="Compact"/>
-            </w:pPr>
+              <w:t xml:space="preserve">(0.046)</w:t>
+            </w:r>
+          </w:p>
+        </w:tc>
+        <w:tc>
+          <w:tcPr/>
+          <w:p>
+            <w:pPr>
+              <w:pStyle w:val="Compact"/>
+              <w:jc w:val="left"/>
+            </w:pPr>
+            <w:r>
+              <w:t xml:space="preserve">(0.920)</w:t>
+            </w:r>
+          </w:p>
+        </w:tc>
+        <w:tc>
+          <w:tcPr/>
+          <w:p>
+            <w:pPr>
+              <w:pStyle w:val="Compact"/>
+              <w:jc w:val="left"/>
+            </w:pPr>
+            <w:r>
+              <w:t xml:space="preserve">(0.015)</w:t>
+            </w:r>
+          </w:p>
+        </w:tc>
+        <w:tc>
+          <w:tcPr/>
+          <w:p>
+            <w:pPr>
+              <w:pStyle w:val="Compact"/>
+              <w:jc w:val="left"/>
+            </w:pPr>
+            <w:r>
+              <w:t xml:space="preserve">(0.022)</w:t>
+            </w:r>
           </w:p>
         </w:tc>
       </w:tr>
@@ -767,7 +698,7 @@
               <w:jc w:val="left"/>
             </w:pPr>
             <w:r>
-              <w:t xml:space="preserve">9968</w:t>
+              <w:t xml:space="preserve">15130</w:t>
             </w:r>
           </w:p>
         </w:tc>
@@ -804,18 +735,6 @@
             </w:pPr>
             <w:r>
               <w:t xml:space="preserve">5672</w:t>
-            </w:r>
-          </w:p>
-        </w:tc>
-        <w:tc>
-          <w:tcPr/>
-          <w:p>
-            <w:pPr>
-              <w:pStyle w:val="Compact"/>
-              <w:jc w:val="left"/>
-            </w:pPr>
-            <w:r>
-              <w:t xml:space="preserve">6709</w:t>
             </w:r>
           </w:p>
         </w:tc>
@@ -841,31 +760,31 @@
               <w:jc w:val="left"/>
             </w:pPr>
             <w:r>
-              <w:t xml:space="preserve">0.886</w:t>
-            </w:r>
-          </w:p>
-        </w:tc>
-        <w:tc>
-          <w:tcPr/>
-          <w:p>
-            <w:pPr>
-              <w:pStyle w:val="Compact"/>
-              <w:jc w:val="left"/>
-            </w:pPr>
-            <w:r>
-              <w:t xml:space="preserve">0.103</w:t>
-            </w:r>
-          </w:p>
-        </w:tc>
-        <w:tc>
-          <w:tcPr/>
-          <w:p>
-            <w:pPr>
-              <w:pStyle w:val="Compact"/>
-              <w:jc w:val="left"/>
-            </w:pPr>
-            <w:r>
-              <w:t xml:space="preserve">0.275</w:t>
+              <w:t xml:space="preserve">0.821</w:t>
+            </w:r>
+          </w:p>
+        </w:tc>
+        <w:tc>
+          <w:tcPr/>
+          <w:p>
+            <w:pPr>
+              <w:pStyle w:val="Compact"/>
+              <w:jc w:val="left"/>
+            </w:pPr>
+            <w:r>
+              <w:t xml:space="preserve">0.104</w:t>
+            </w:r>
+          </w:p>
+        </w:tc>
+        <w:tc>
+          <w:tcPr/>
+          <w:p>
+            <w:pPr>
+              <w:pStyle w:val="Compact"/>
+              <w:jc w:val="left"/>
+            </w:pPr>
+            <w:r>
+              <w:t xml:space="preserve">0.281</w:t>
             </w:r>
           </w:p>
         </w:tc>
@@ -878,18 +797,6 @@
             </w:pPr>
             <w:r>
               <w:t xml:space="preserve">0.143</w:t>
-            </w:r>
-          </w:p>
-        </w:tc>
-        <w:tc>
-          <w:tcPr/>
-          <w:p>
-            <w:pPr>
-              <w:pStyle w:val="Compact"/>
-              <w:jc w:val="left"/>
-            </w:pPr>
-            <w:r>
-              <w:t xml:space="preserve">0.148</w:t>
             </w:r>
           </w:p>
         </w:tc>
@@ -915,7 +822,7 @@
               <w:jc w:val="left"/>
             </w:pPr>
             <w:r>
-              <w:t xml:space="preserve">0.885</w:t>
+              <w:t xml:space="preserve">0.819</w:t>
             </w:r>
           </w:p>
         </w:tc>
@@ -939,31 +846,19 @@
               <w:jc w:val="left"/>
             </w:pPr>
             <w:r>
-              <w:t xml:space="preserve">0.271</w:t>
-            </w:r>
-          </w:p>
-        </w:tc>
-        <w:tc>
-          <w:tcPr/>
-          <w:p>
-            <w:pPr>
-              <w:pStyle w:val="Compact"/>
-              <w:jc w:val="left"/>
-            </w:pPr>
-            <w:r>
-              <w:t xml:space="preserve">0.138</w:t>
-            </w:r>
-          </w:p>
-        </w:tc>
-        <w:tc>
-          <w:tcPr/>
-          <w:p>
-            <w:pPr>
-              <w:pStyle w:val="Compact"/>
-              <w:jc w:val="left"/>
-            </w:pPr>
-            <w:r>
-              <w:t xml:space="preserve">0.140</w:t>
+              <w:t xml:space="preserve">0.277</w:t>
+            </w:r>
+          </w:p>
+        </w:tc>
+        <w:tc>
+          <w:tcPr/>
+          <w:p>
+            <w:pPr>
+              <w:pStyle w:val="Compact"/>
+              <w:jc w:val="left"/>
+            </w:pPr>
+            <w:r>
+              <w:t xml:space="preserve">0.137</w:t>
             </w:r>
           </w:p>
         </w:tc>
@@ -989,7 +884,7 @@
               <w:jc w:val="left"/>
             </w:pPr>
             <w:r>
-              <w:t xml:space="preserve">0.608</w:t>
+              <w:t xml:space="preserve">0.086</w:t>
             </w:r>
           </w:p>
         </w:tc>
@@ -1013,7 +908,7 @@
               <w:jc w:val="left"/>
             </w:pPr>
             <w:r>
-              <w:t xml:space="preserve">0.157</w:t>
+              <w:t xml:space="preserve">0.164</w:t>
             </w:r>
           </w:p>
         </w:tc>
@@ -1026,18 +921,6 @@
             </w:pPr>
             <w:r>
               <w:t xml:space="preserve">0.081</w:t>
-            </w:r>
-          </w:p>
-        </w:tc>
-        <w:tc>
-          <w:tcPr/>
-          <w:p>
-            <w:pPr>
-              <w:pStyle w:val="Compact"/>
-              <w:jc w:val="left"/>
-            </w:pPr>
-            <w:r>
-              <w:t xml:space="preserve">0.046</w:t>
             </w:r>
           </w:p>
         </w:tc>
@@ -1063,7 +946,7 @@
               <w:jc w:val="left"/>
             </w:pPr>
             <w:r>
-              <w:t xml:space="preserve">0.607</w:t>
+              <w:t xml:space="preserve">0.084</w:t>
             </w:r>
           </w:p>
         </w:tc>
@@ -1087,7 +970,7 @@
               <w:jc w:val="left"/>
             </w:pPr>
             <w:r>
-              <w:t xml:space="preserve">0.155</w:t>
+              <w:t xml:space="preserve">0.162</w:t>
             </w:r>
           </w:p>
         </w:tc>
@@ -1100,18 +983,6 @@
             </w:pPr>
             <w:r>
               <w:t xml:space="preserve">0.078</w:t>
-            </w:r>
-          </w:p>
-        </w:tc>
-        <w:tc>
-          <w:tcPr/>
-          <w:p>
-            <w:pPr>
-              <w:pStyle w:val="Compact"/>
-              <w:jc w:val="left"/>
-            </w:pPr>
-            <w:r>
-              <w:t xml:space="preserve">0.043</w:t>
             </w:r>
           </w:p>
         </w:tc>
@@ -1177,23 +1048,11 @@
             </w:r>
           </w:p>
         </w:tc>
-        <w:tc>
-          <w:tcPr/>
-          <w:p>
-            <w:pPr>
-              <w:pStyle w:val="Compact"/>
-              <w:jc w:val="left"/>
-            </w:pPr>
-            <w:r>
-              <w:t xml:space="preserve">X</w:t>
-            </w:r>
-          </w:p>
-        </w:tc>
       </w:tr>
       <w:tr>
         <w:tc>
           <w:tcPr>
-            <w:gridSpan w:val="6"/>
+            <w:gridSpan w:val="5"/>
           </w:tcPr>
           <w:p>
             <w:pPr>
@@ -1213,7 +1072,7 @@
       <w:tr>
         <w:tc>
           <w:tcPr>
-            <w:gridSpan w:val="6"/>
+            <w:gridSpan w:val="5"/>
           </w:tcPr>
           <w:p>
             <w:pPr>
@@ -1221,13 +1080,13 @@
               <w:jc w:val="left"/>
             </w:pPr>
             <w:r>
-              <w:t xml:space="preserve">Alternative outcomes. Sales is estimated as OLS; export participation, innovation, and price increase are</w:t>
+              <w:t xml:space="preserve">Alternative outcomes. Export participation and innovation are estimated as Linear Probability</w:t>
             </w:r>
             <w:r>
               <w:t xml:space="preserve"> </w:t>
             </w:r>
             <w:r>
-              <w:t xml:space="preserve">estimated as Linear Probability Models. Price increase uses a smaller outcome-specific sample.</w:t>
+              <w:t xml:space="preserve">Models. All models use country fixed effects and sector controls.</w:t>
             </w:r>
           </w:p>
         </w:tc>
